--- a/zht/docx/38.content.docx
+++ b/zht/docx/38.content.docx
@@ -163,13 +163,6 @@
         <w:rPr>
           <w:lang w:val="zh_TW" w:bidi="zh_TW"/>
         </w:rPr>
-      </w:r>
-      <w:r>
-        <w:rPr>
-          <w:i/>
-          <w:lang w:val="zh_TW" w:bidi="zh_TW"/>
-        </w:rPr>
-        <w:t>撒迦利亞書 1:1, 撒迦利亞書 1:1–6, 撒迦利亞書 1:3, 撒迦利亞書 1:4, 撒迦利亞書 1:6, 撒迦利亞書 1:7–17, 撒迦利亞書 1:7–6:15, 撒迦利亞書 1:8, 撒迦利亞書 1:10, 撒迦利亞書 1:11, 撒迦利亞書 1:14, 撒迦利亞書 1:17, 撒迦利亞書 1:18–19, 撒迦利亞書 1:18–21, 撒迦利亞書 1:20, 撒迦利亞書 1:21, 撒迦利亞書 2:1–5, 撒迦利亞書 2:2, 撒迦利亞書 2:5, 撒迦利亞書 2:6, 撒迦利亞書 2:6–13, 撒迦利亞書 2:8, 撒迦利亞書 2:9, 撒迦利亞書 2:12, 撒迦利亞書 2:13, 撒迦利亞書 3:1, 撒迦利亞書 3:1–10, 撒迦利亞書 3:2–3, 撒迦利亞書 3:4, 撒迦利亞書 3:5, 撒迦利亞書 3:6–7, 撒迦利亞書 3:8, 撒迦利亞書 3:9, 撒迦利亞書 3:10, 撒迦利亞書 4:1, 撒迦利亞書 4:1–14, 撒迦利亞書 4:2–3, 撒迦利亞書 4:6, 撒迦利亞書 4:7, 撒迦利亞書 4:10, 撒迦利亞書 4:14, 撒迦利亞書 5:1, 撒迦利亞書 5:1–4, 撒迦利亞書 5:3, 撒迦利亞書 5:4, 撒迦利亞書 5:5–11, 撒迦利亞書 5:6, 撒迦利亞書 5:7, 撒迦利亞書 5:7–8, 撒迦利亞書 5:8, 撒迦利亞書 5:9, 撒迦利亞書 5:11, 撒迦利亞書 6:1, 撒迦利亞書 6:1–8, 撒迦利亞書 6:2–3, 撒迦利亞書 6:5, 撒迦利亞書 6:7, 撒迦利亞書 6:8, 撒迦利亞書 6:9–15, 撒迦利亞書 6:10, 撒迦利亞書 6:11, 撒迦利亞書 6:12–13, 撒迦利亞書 6:14, 撒迦利亞書 6:15, 撒迦利亞書 7:1, 撒迦利亞 7:1–14, 撒迦利亞 7:1–8:23, 撒迦利亞書 7:2, 撒迦利亞書 7:3, 撒迦利亞書 7:4–7, 撒迦利亞書 7:5, 撒迦利亞書 7:7, 撒迦利亞書 7:10, 撒迦利亞書 7:11, 撒迦利亞書 7:12, 撒迦利亞書 7:14, 撒迦利亞書 8:1–23, 撒迦利亞書 8:2, 撒迦利亞書 8:3, 撒迦利亞書 8:4–5, 撒迦利亞書 8:6, 撒迦利亞書 8:7, 撒迦利亞書 8:8, 撒迦利亞書 8:9, 撒迦利亞書 8:9–13, 撒迦利亞書 8:10, 撒迦利亞書 8:12, 撒迦利亞書 8:14–15, 撒迦利亞書 8:16, 撒迦利亞書 8:17, 撒迦利亞書 8:19, 撒迦利亞書 8:23, 撒迦利亞書 9:1, 撒迦利亞 9:1–8, 撒迦利亞書 9:1–11:17, 撒迦利亞書 9:1–14:21, 撒迦利亞書 9:2, 撒迦利亞書 9:3–4, 撒迦利亞書 9:5–6, 撒迦利亞書 9:6, 撒迦利亞書 9:7, 撒迦利亞書 9:9, 撒迦利亞書 9:9–17, 撒迦利亞書 9:10, 撒迦利亞書 9:11, 撒迦利亞書 9:12, 撒迦利亞書 9:13, 撒迦利亞書 9:14, 撒迦利亞書 9:15, 撒迦利亞書 9:16, 撒迦利亞書 9:17, 撒迦利亞書 10:1, 撒迦利亞書 10:1–3, 撒迦利亞書 10:1–11:3, 撒迦利亞書 10:2, 撒迦利亞書 10:3, 撒迦利亞書 10:4, 撒迦利亞書 10:4–12, 撒迦利亞書 10:6, 撒迦利亞書 10:8, 撒迦利亞書 10:10, 撒迦利亞書 10:11, 撒迦利亞書 10:12, 撒迦利亞書 11:1, 撒迦利亞書 11:1–3, 撒迦利亞書 11:2, 撒迦利亞書 11:3, 撒迦利亞書 11:4, 撒迦利亞書 11:4–17, 撒迦利亞書 11:5, 撒迦利亞書 11:7, 撒迦利亞書 11:8, 撒迦利亞書 11:9, 撒迦利亞書 11:10, 撒迦利亞書 11:12, 撒迦利亞書 11:13, 撒迦利亞書 11:15, 撒迦利亞書 11:16, 撒迦利亞書 11:17, 撒迦利亞書 12:1–14:21, 撒迦利亞書 12:2, 撒迦利亞書 12:3, 撒迦利亞書 12:4, 撒迦利亞書 12:5, 撒迦利亞書 12:6, 撒迦利亞書 12:8, 撒迦利亞書 12:10, 撒迦利亞書 12:11, 撒迦利亞書 12:12–14, 撒迦利亞書 13:1, 撒迦利亞書 13:1–6, 撒迦利亞書 13:2, 撒迦利亞書 13:3, 撒迦利亞書 13:4, 撒迦利亞書 13:4–6, 撒迦利亞書 13:5, 撒迦利亞書 13:6, 撒迦利亞書 13:7, 撒迦利亞書 13:7–9, 撒迦利亞書 13:8, 撒迦利亞書 13:9, 撒迦利亞書 14:1, 撒迦利亞書 14:1–21, 撒迦利亞書 14:2, 撒迦利亞書 14:3, 撒迦利亞書 14:4, 撒迦利亞書 14:5, 撒迦利亞書 14:7, 撒迦利亞書 14:8, 撒迦利亞書 14:9, 撒迦利亞書 14:10, 撒迦利亞書 14:12, 撒迦利亞書 14:13, 撒迦利亞書 14:14, 撒迦利亞書 14:16, 撒迦利亞書 14:17, 撒迦利亞書 14:20, 撒迦利亞書 14:21</w:t>
       </w:r>
       <w:r>
         <w:rPr>

--- a/zht/docx/38.content.docx
+++ b/zht/docx/38.content.docx
@@ -150,19 +150,6 @@
           <w:lang w:val="zh_TW" w:bidi="zh_TW"/>
         </w:rPr>
         <w:t>ZEC</w:t>
-      </w:r>
-      <w:r>
-        <w:rPr>
-          <w:lang w:val="zh_TW" w:bidi="zh_TW"/>
-        </w:rPr>
-      </w:r>
-    </w:p>
-    <w:p>
-      <w:pPr/>
-      <w:r>
-        <w:rPr>
-          <w:lang w:val="zh_TW" w:bidi="zh_TW"/>
-        </w:rPr>
       </w:r>
       <w:r>
         <w:rPr>

--- a/zht/docx/38.content.docx
+++ b/zht/docx/38.content.docx
@@ -19,7 +19,7 @@
         <w:rPr>
           <w:lang w:val="zh_TW" w:bidi="zh_TW"/>
         </w:rPr>
-        <w:t>Resource: 研讀筆記 (Tyndale)</w:t>
+        <w:t>Resource: Tyndale Open Study Notes</w:t>
       </w:r>
       <w:r>
         <w:rPr>
@@ -112,7 +112,7 @@
         <w:rPr>
           <w:lang w:val="zh_TW" w:bidi="zh_TW"/>
         </w:rPr>
-        <w:t>研讀筆記 (Tyndale)</w:t>
+        <w:t>Tyndale Open Study Notes</w:t>
       </w:r>
     </w:p>
     <w:p>

--- a/zht/docx/38.content.docx
+++ b/zht/docx/38.content.docx
@@ -19,7 +19,7 @@
         <w:rPr>
           <w:lang w:val="zh_TW" w:bidi="zh_TW"/>
         </w:rPr>
-        <w:t>Resource: Tyndale Open Study Notes</w:t>
+        <w:t>Resource: Aquifer Open Study Notes</w:t>
       </w:r>
       <w:r>
         <w:rPr>
@@ -112,7 +112,7 @@
         <w:rPr>
           <w:lang w:val="zh_TW" w:bidi="zh_TW"/>
         </w:rPr>
-        <w:t>Tyndale Open Study Notes</w:t>
+        <w:t>Aquifer Open Study Notes</w:t>
       </w:r>
     </w:p>
     <w:p>
